--- a/想法记录.docx
+++ b/想法记录.docx
@@ -95,36 +95,6 @@
     <w:p>
       <w:pPr>
         <w:rPr>
-          <w:rFonts w:hint="eastAsia"/>
-          <w:lang w:val="en-US" w:eastAsia="zh-CN"/>
-        </w:rPr>
-      </w:pPr>
-      <w:r>
-        <w:rPr>
-          <w:rFonts w:hint="eastAsia"/>
-          <w:lang w:val="en-US" w:eastAsia="zh-CN"/>
-        </w:rPr>
-        <w:t>L2中的R3非常的低效，即使agent可能能够完成制作ppt+发送邮件，但是消耗的时间成本远远大于了人工操作，邮件的附件要求十分严格，要求附件大小小于1Mb，又要用base64，过程要反复压缩，十分麻烦。或许腾讯生态的覆盖面很广，但是对于各连接器的优化非常不均衡。现阶段的workbuddy远不能替代人在制作ppt和发送邮件的角色。</w:t>
-      </w:r>
-    </w:p>
-    <w:p>
-      <w:pPr>
-        <w:rPr>
-          <w:rFonts w:hint="eastAsia"/>
-          <w:lang w:val="en-US" w:eastAsia="zh-CN"/>
-        </w:rPr>
-      </w:pPr>
-      <w:r>
-        <w:rPr>
-          <w:rFonts w:hint="eastAsia"/>
-          <w:lang w:val="en-US" w:eastAsia="zh-CN"/>
-        </w:rPr>
-        <w:t>Workbuddy使用DS模型，经常一条路走到黑，不会即使终止，提出反馈，这需要优化。</w:t>
-      </w:r>
-    </w:p>
-    <w:p>
-      <w:pPr>
-        <w:rPr>
           <w:rFonts w:hint="default"/>
           <w:lang w:val="en-US" w:eastAsia="zh-CN"/>
         </w:rPr>
@@ -134,10 +104,55 @@
           <w:rFonts w:hint="eastAsia"/>
           <w:lang w:val="en-US" w:eastAsia="zh-CN"/>
         </w:rPr>
-        <w:t>Agent还是用于找资料和分析数据吧，在办公中完全替代人，目前workbuddy不可能做得到，太低效了。发PPT的Defer execute tool会一直卡住，因为附件参数太大，如果我不终止进程，agent就会一直卡下去，agent没有反思机制。同时也不能在agent回答时，发送新提示语去引导，只有终止它才行。</w:t>
-      </w:r>
+        <w:t>Workbuddy在国产模型层面，强度不如ChatGPT高，这是硬伤。</w:t>
+      </w:r>
+    </w:p>
+    <w:p>
+      <w:pPr>
+        <w:rPr>
+          <w:rFonts w:hint="eastAsia"/>
+          <w:lang w:val="en-US" w:eastAsia="zh-CN"/>
+        </w:rPr>
+      </w:pPr>
       <w:bookmarkStart w:id="0" w:name="_GoBack"/>
       <w:bookmarkEnd w:id="0"/>
+      <w:r>
+        <w:rPr>
+          <w:rFonts w:hint="eastAsia"/>
+          <w:lang w:val="en-US" w:eastAsia="zh-CN"/>
+        </w:rPr>
+        <w:t>L2中的R3非常的低效，即使agent可能能够完成制作ppt+发送邮件，但是消耗的时间成本远远大于了人工操作，邮件的附件要求十分严格，要求附件大小小于1Mb，又要用base64，过程要反复压缩，十分麻烦。或许腾讯生态的覆盖面很广，但是对于各连接器的优化非常不均衡。现阶段的workbuddy远不能替代人在制作ppt和发送邮件的角色。</w:t>
+      </w:r>
+    </w:p>
+    <w:p>
+      <w:pPr>
+        <w:rPr>
+          <w:rFonts w:hint="eastAsia"/>
+          <w:lang w:val="en-US" w:eastAsia="zh-CN"/>
+        </w:rPr>
+      </w:pPr>
+      <w:r>
+        <w:rPr>
+          <w:rFonts w:hint="eastAsia"/>
+          <w:lang w:val="en-US" w:eastAsia="zh-CN"/>
+        </w:rPr>
+        <w:t>Workbuddy使用DS模型，经常一条路走到黑，不会即使终止，提出反馈，这需要优化。</w:t>
+      </w:r>
+    </w:p>
+    <w:p>
+      <w:pPr>
+        <w:rPr>
+          <w:rFonts w:hint="default"/>
+          <w:lang w:val="en-US" w:eastAsia="zh-CN"/>
+        </w:rPr>
+      </w:pPr>
+      <w:r>
+        <w:rPr>
+          <w:rFonts w:hint="eastAsia"/>
+          <w:lang w:val="en-US" w:eastAsia="zh-CN"/>
+        </w:rPr>
+        <w:t>Agent还是用于找资料和分析数据吧，在办公中完全替代人，目前workbuddy不可能做得到，太低效了。发PPT的Defer execute tool会一直卡住，因为附件参数太大，如果我不终止进程，agent就会一直卡下去，agent没有反思机制。同时也不能在agent回答时，发送新提示语去引导，只有终止它才行。</w:t>
+      </w:r>
     </w:p>
     <w:p>
       <w:pPr>
